--- a/Руководство пользователя.docx
+++ b/Руководство пользователя.docx
@@ -1,6 +1,6 @@
 
 <file path=word/document.xml><?xml version="1.0" encoding="utf-8"?>
-<w:document xmlns:wpc="http://schemas.microsoft.com/office/word/2010/wordprocessingCanvas" xmlns:cx="http://schemas.microsoft.com/office/drawing/2014/chartex" xmlns:mc="http://schemas.openxmlformats.org/markup-compatibility/2006" xmlns:o="urn:schemas-microsoft-com:office:office" xmlns:r="http://schemas.openxmlformats.org/officeDocument/2006/relationships" xmlns:m="http://schemas.openxmlformats.org/officeDocument/2006/math" xmlns:v="urn:schemas-microsoft-com:vml" xmlns:wp14="http://schemas.microsoft.com/office/word/2010/wordprocessingDrawing" xmlns:wp="http://schemas.openxmlformats.org/drawingml/2006/wordprocessingDrawing" xmlns:w10="urn:schemas-microsoft-com:office:word" xmlns:w="http://schemas.openxmlformats.org/wordprocessingml/2006/main" xmlns:w14="http://schemas.microsoft.com/office/word/2010/wordml" xmlns:w15="http://schemas.microsoft.com/office/word/2012/wordml" xmlns:w16se="http://schemas.microsoft.com/office/word/2015/wordml/symex" xmlns:wpg="http://schemas.microsoft.com/office/word/2010/wordprocessingGroup" xmlns:wpi="http://schemas.microsoft.com/office/word/2010/wordprocessingInk" xmlns:wne="http://schemas.microsoft.com/office/word/2006/wordml" xmlns:wps="http://schemas.microsoft.com/office/word/2010/wordprocessingShape" mc:Ignorable="w14 w15 w16se wp14">
+<w:document xmlns:wpc="http://schemas.microsoft.com/office/word/2010/wordprocessingCanvas" xmlns:cx="http://schemas.microsoft.com/office/drawing/2014/chartex" xmlns:cx1="http://schemas.microsoft.com/office/drawing/2015/9/8/chartex" xmlns:cx2="http://schemas.microsoft.com/office/drawing/2015/10/21/chartex" xmlns:cx3="http://schemas.microsoft.com/office/drawing/2016/5/9/chartex" xmlns:cx4="http://schemas.microsoft.com/office/drawing/2016/5/10/chartex" xmlns:cx5="http://schemas.microsoft.com/office/drawing/2016/5/11/chartex" xmlns:cx6="http://schemas.microsoft.com/office/drawing/2016/5/12/chartex" xmlns:cx7="http://schemas.microsoft.com/office/drawing/2016/5/13/chartex" xmlns:cx8="http://schemas.microsoft.com/office/drawing/2016/5/14/chartex" xmlns:mc="http://schemas.openxmlformats.org/markup-compatibility/2006" xmlns:aink="http://schemas.microsoft.com/office/drawing/2016/ink" xmlns:am3d="http://schemas.microsoft.com/office/drawing/2017/model3d" xmlns:o="urn:schemas-microsoft-com:office:office" xmlns:oel="http://schemas.microsoft.com/office/2019/extlst" xmlns:r="http://schemas.openxmlformats.org/officeDocument/2006/relationships" xmlns:m="http://schemas.openxmlformats.org/officeDocument/2006/math" xmlns:v="urn:schemas-microsoft-com:vml" xmlns:wp14="http://schemas.microsoft.com/office/word/2010/wordprocessingDrawing" xmlns:wp="http://schemas.openxmlformats.org/drawingml/2006/wordprocessingDrawing" xmlns:w10="urn:schemas-microsoft-com:office:word" xmlns:w="http://schemas.openxmlformats.org/wordprocessingml/2006/main" xmlns:w14="http://schemas.microsoft.com/office/word/2010/wordml" xmlns:w15="http://schemas.microsoft.com/office/word/2012/wordml" xmlns:w16cex="http://schemas.microsoft.com/office/word/2018/wordml/cex" xmlns:w16cid="http://schemas.microsoft.com/office/word/2016/wordml/cid" xmlns:w16="http://schemas.microsoft.com/office/word/2018/wordml" xmlns:w16du="http://schemas.microsoft.com/office/word/2023/wordml/word16du" xmlns:w16sdtdh="http://schemas.microsoft.com/office/word/2020/wordml/sdtdatahash" xmlns:w16sdtfl="http://schemas.microsoft.com/office/word/2024/wordml/sdtformatlock" xmlns:w16se="http://schemas.microsoft.com/office/word/2015/wordml/symex" xmlns:wpg="http://schemas.microsoft.com/office/word/2010/wordprocessingGroup" xmlns:wpi="http://schemas.microsoft.com/office/word/2010/wordprocessingInk" xmlns:wne="http://schemas.microsoft.com/office/word/2006/wordml" xmlns:wps="http://schemas.microsoft.com/office/word/2010/wordprocessingShape" mc:Ignorable="w14 w15 w16se w16cid w16 w16cex w16sdtdh w16sdtfl w16du wp14">
   <w:body>
     <w:p>
       <w:pPr>
@@ -2202,47 +2202,13 @@
     </w:p>
     <w:p>
       <w:r>
-        <w:t xml:space="preserve">Система предлагает комплексный набор инструментов для планирования и контроля деятельности. Пользователи могут создавать иерархические задачи с подзадачами, организовывать задачи в проекты с отслеживанием общего прогресса, использовать </w:t>
-      </w:r>
-      <w:proofErr w:type="spellStart"/>
-      <w:r>
-        <w:t>канбан</w:t>
-      </w:r>
-      <w:proofErr w:type="spellEnd"/>
-      <w:r>
-        <w:t xml:space="preserve">-доски для визуализации </w:t>
-      </w:r>
-      <w:proofErr w:type="spellStart"/>
-      <w:r>
-        <w:t>workflow</w:t>
-      </w:r>
-      <w:proofErr w:type="spellEnd"/>
-      <w:r>
-        <w:t xml:space="preserve">. Также система предоставляет возможности для ведения заметок с использованием шаблонов и прикреплением файлов, календарного планирования с тепловой картой занятости, трекинга привычек с формированием статистики. Дополнительные функции включают сквозной поиск по всем данным системы, синхронизацию с внешними календарями </w:t>
-      </w:r>
-      <w:proofErr w:type="spellStart"/>
-      <w:r>
-        <w:t>Google</w:t>
-      </w:r>
-      <w:proofErr w:type="spellEnd"/>
+        <w:t xml:space="preserve">Система предлагает комплексный набор инструментов для планирования и контроля деятельности. Пользователи могут создавать иерархические задачи с подзадачами, организовывать задачи в проекты с отслеживанием общего прогресса, использовать канбан-доски для визуализации workflow. Также система предоставляет возможности для ведения заметок с использованием шаблонов и прикреплением файлов, календарного планирования с тепловой картой занятости, трекинга привычек с формированием статистики. Дополнительные функции включают сквозной поиск по всем данным системы, </w:t>
+      </w:r>
+      <w:r>
+        <w:t>импорт событий из внешних календарей (Google Calendar, Яндекс.Календарь) и импорт заметок из мессенджеров (Telegram, VK)</w:t>
+      </w:r>
       <w:r>
         <w:t xml:space="preserve"> </w:t>
-      </w:r>
-      <w:proofErr w:type="spellStart"/>
-      <w:r>
-        <w:t>Calendar</w:t>
-      </w:r>
-      <w:proofErr w:type="spellEnd"/>
-      <w:r>
-        <w:t xml:space="preserve"> и </w:t>
-      </w:r>
-      <w:proofErr w:type="spellStart"/>
-      <w:r>
-        <w:t>Яндекс.Календарь</w:t>
-      </w:r>
-      <w:proofErr w:type="spellEnd"/>
-      <w:r>
-        <w:t xml:space="preserve">, получение уведомлений через мессенджеры </w:t>
       </w:r>
       <w:r>
         <w:t>и аналитику по затратам времени.</w:t>
@@ -2383,11 +2349,11 @@
     </w:p>
     <w:p>
       <w:r>
-        <w:t xml:space="preserve">Система является веб-ориентированным решением и не требует установки дополнительного программного обеспечения на устройство пользователя. Все данные хранятся на защищенных серверах и доступны через веб-браузер. Пользователь может получить доступ к системе с </w:t>
+        <w:t xml:space="preserve">Система является веб-ориентированным решением и не требует установки дополнительного программного обеспечения на устройство пользователя. Все данные хранятся на защищенных серверах и доступны через веб-браузер. Пользователь может получить доступ к системе </w:t>
       </w:r>
       <w:proofErr w:type="gramStart"/>
       <w:r>
-        <w:t>любого устройства</w:t>
+        <w:t>с любого устройства</w:t>
       </w:r>
       <w:proofErr w:type="gramEnd"/>
       <w:r>
@@ -2428,23 +2394,7 @@
     </w:p>
     <w:p>
       <w:r>
-        <w:t xml:space="preserve">После успешного входа в систему пользователь должен убедиться в корректности работы всех основных функций. Для проверки рекомендуется создать тестовую задачу добавить заметку и проверить отображение календаря. Также следует обратить внимание на загрузку </w:t>
-      </w:r>
-      <w:proofErr w:type="spellStart"/>
-      <w:r>
-        <w:t>дашборда</w:t>
-      </w:r>
-      <w:proofErr w:type="spellEnd"/>
-      <w:r>
-        <w:t xml:space="preserve"> и отображение </w:t>
-      </w:r>
-      <w:proofErr w:type="spellStart"/>
-      <w:r>
-        <w:t>виджетов</w:t>
-      </w:r>
-      <w:proofErr w:type="spellEnd"/>
-      <w:r>
-        <w:t xml:space="preserve"> с текущими задачами и событиями. При отсутствии ошибок и корректном отображении всех элементов интерфейса система готова к использованию.</w:t>
+        <w:t>После успешного входа в систему пользователь должен убедиться в корректности работы всех основных функций. Для проверки рекомендуется создать тестовую задачу добавить заметку и проверить отображение календаря. Также следует обратить внимание на загрузку дашборда и отображение виджетов с текущими задачами и событиями. При отсутствии ошибок и корректном отображении всех элементов интерфейса система готова к использованию.</w:t>
       </w:r>
     </w:p>
     <w:p>
@@ -2476,41 +2426,12 @@
         <w:pStyle w:val="2"/>
       </w:pPr>
       <w:r>
-        <w:t xml:space="preserve">Работа с </w:t>
-      </w:r>
-      <w:proofErr w:type="spellStart"/>
-      <w:r>
-        <w:t>дашбордом</w:t>
-      </w:r>
-      <w:proofErr w:type="spellEnd"/>
-    </w:p>
-    <w:p>
-      <w:r>
-        <w:t xml:space="preserve">После успешного входа пользователь попадает на главный </w:t>
-      </w:r>
-      <w:proofErr w:type="spellStart"/>
-      <w:r>
-        <w:t>дашборд</w:t>
-      </w:r>
-      <w:proofErr w:type="spellEnd"/>
-      <w:r>
-        <w:t xml:space="preserve"> системы, который представляет собой централизованную панель управления. Здесь в виде наглядных </w:t>
-      </w:r>
-      <w:proofErr w:type="spellStart"/>
-      <w:r>
-        <w:t>виджетов</w:t>
-      </w:r>
-      <w:proofErr w:type="spellEnd"/>
-      <w:r>
-        <w:t xml:space="preserve"> отображается вся ключевая информация: текущие задачи с указанием приоритетов и сроков выполнения, предстоящие события из календаря, прогресс по активным проектам в процентном соотношении, последние созданные заметки, а также общая статистика продуктивности. </w:t>
-      </w:r>
-      <w:proofErr w:type="spellStart"/>
-      <w:r>
-        <w:t>Дашборд</w:t>
-      </w:r>
-      <w:proofErr w:type="spellEnd"/>
-      <w:r>
-        <w:t xml:space="preserve"> обеспечивает быстрый обзор состояния всех дел и позволяет оперативно переходить к нужным разделам системы через интуитивно понятное меню навигации.</w:t>
+        <w:t>Работа с дашбордом</w:t>
+      </w:r>
+    </w:p>
+    <w:p>
+      <w:r>
+        <w:t>После успешного входа пользователь попадает на главный дашборд системы, который представляет собой централизованную панель управления. Здесь в виде наглядных виджетов отображается вся ключевая информация: текущие задачи с указанием приоритетов и сроков выполнения, предстоящие события из календаря, прогресс по активным проектам в процентном соотношении, последние созданные заметки, а также общая статистика продуктивности. Дашборд обеспечивает быстрый обзор состояния всех дел и позволяет оперативно переходить к нужным разделам системы через интуитивно понятное меню навигации.</w:t>
       </w:r>
     </w:p>
     <w:p>
@@ -2523,15 +2444,7 @@
     </w:p>
     <w:p>
       <w:r>
-        <w:t xml:space="preserve">Работа с задачами осуществляется через соответствующий раздел системы. Для создания новой задачи пользователь нажимает кнопку "Новая задача" и заполняет необходимые параметры: название задачи, подробное описание, уровень приоритета (низкий, средний или высокий), срок выполнения. Для сложных задач, состоящих из нескольких этапов, предусмотрена возможность создания подзадач с собственными параметрами. Управление задачами может осуществляться как через классический список, так и через </w:t>
-      </w:r>
-      <w:proofErr w:type="spellStart"/>
-      <w:r>
-        <w:t>канбан</w:t>
-      </w:r>
-      <w:proofErr w:type="spellEnd"/>
-      <w:r>
-        <w:t>-доску, где задачи визуально распределены по колонкам в соответствии с их статусом выполнения. Перетаскивание задач между колонками автоматически изменяет их статус, обеспечивая интуитивное управление рабочим процессом.</w:t>
+        <w:t>Работа с задачами осуществляется через соответствующий раздел системы. Для создания новой задачи пользователь нажимает кнопку "Новая задача" и заполняет необходимые параметры: название задачи, подробное описание, уровень приоритета (низкий, средний или высокий), срок выполнения. Для сложных задач, состоящих из нескольких этапов, предусмотрена возможность создания подзадач с собственными параметрами. Управление задачами может осуществляться как через классический список, так и через канбан-доску, где задачи визуально распределены по колонкам в соответствии с их статусом выполнения. Перетаскивание задач между колонками автоматически изменяет их статус, обеспечивая интуитивное управление рабочим процессом.</w:t>
       </w:r>
     </w:p>
     <w:p>
@@ -2548,15 +2461,7 @@
       </w:r>
       <w:r>
         <w:lastRenderedPageBreak/>
-        <w:t xml:space="preserve">существующие задачи, так и новые, специально созданные для этого проекта. Система автоматически рассчитывает общий прогресс выполнения проекта на основе </w:t>
-      </w:r>
-      <w:proofErr w:type="gramStart"/>
-      <w:r>
-        <w:t>статусов</w:t>
-      </w:r>
-      <w:proofErr w:type="gramEnd"/>
-      <w:r>
-        <w:t xml:space="preserve"> входящих в него задач, предоставляя пользователю наглядную информацию о продвижении к цели. Также в рамках проекта можно устанавливать вехи и контролировать зависимости между задачами.</w:t>
+        <w:t>существующие задачи, так и новые, специально созданные для этого проекта. Система автоматически рассчитывает общий прогресс выполнения проекта на основе статусов входящих в него задач, предоставляя пользователю наглядную информацию о продвижении к цели. Также в рамках проекта можно устанавливать вехи и контролировать зависимости между задачами.</w:t>
       </w:r>
     </w:p>
     <w:p>
@@ -2609,15 +2514,7 @@
     </w:p>
     <w:p>
       <w:r>
-        <w:t xml:space="preserve">Сквозной поиск по системе обеспечивает быстрый доступ ко всей хранящейся информации. Пользователь вводит поисковый запрос в единую строку поиска, и система одновременно ищет совпадения во всех модулях: задачах, проектах, заметках, событиях календаря, привычках. Результаты поиска ранжируются по релевантности и группируются по типам контента, с отображением </w:t>
-      </w:r>
-      <w:proofErr w:type="spellStart"/>
-      <w:r>
-        <w:t>предпросмотра</w:t>
-      </w:r>
-      <w:proofErr w:type="spellEnd"/>
-      <w:r>
-        <w:t xml:space="preserve"> найденной информации. Поиск поддерживает фильтрацию по дате создания, тегам, типу контента и другим параметрам, что позволяет точно находить нужные данные.</w:t>
+        <w:t>Сквозной поиск по системе обеспечивает быстрый доступ ко всей хранящейся информации. Пользователь вводит поисковый запрос в единую строку поиска, и система одновременно ищет совпадения во всех модулях: задачах, проектах, заметках, событиях календаря, привычках. Результаты поиска ранжируются по релевантности и группируются по типам контента, с отображением предпросмотра найденной информации. Поиск поддерживает фильтрацию по дате создания, тегам, типу контента и другим параметрам, что позволяет точно находить нужные данные.</w:t>
       </w:r>
     </w:p>
     <w:p>
@@ -2625,52 +2522,35 @@
         <w:pStyle w:val="2"/>
       </w:pPr>
       <w:r>
-        <w:t>Синхронизация с внешними календарями</w:t>
-      </w:r>
-    </w:p>
-    <w:p>
-      <w:r>
-        <w:t xml:space="preserve">Синхронизация с внешними календарями позволяет объединить планирование в системе с использованием популярных календарных сервисов. Пользователь может настроить двустороннюю синхронизацию с </w:t>
-      </w:r>
-      <w:proofErr w:type="spellStart"/>
-      <w:r>
-        <w:t>Google</w:t>
-      </w:r>
-      <w:proofErr w:type="spellEnd"/>
-      <w:r>
-        <w:t xml:space="preserve"> </w:t>
-      </w:r>
-      <w:proofErr w:type="spellStart"/>
-      <w:r>
-        <w:t>Calendar</w:t>
-      </w:r>
-      <w:proofErr w:type="spellEnd"/>
-      <w:r>
-        <w:t xml:space="preserve"> или </w:t>
-      </w:r>
-      <w:proofErr w:type="spellStart"/>
-      <w:r>
-        <w:t>Яндекс.Календарем</w:t>
-      </w:r>
-      <w:proofErr w:type="spellEnd"/>
-      <w:r>
-        <w:t xml:space="preserve"> через стандартный протокол </w:t>
-      </w:r>
-      <w:proofErr w:type="spellStart"/>
-      <w:r>
-        <w:t>OAuth</w:t>
-      </w:r>
-      <w:proofErr w:type="spellEnd"/>
-      <w:r>
-        <w:t xml:space="preserve"> 2.0. После настройки события автоматически синхронизируются между системой и внешними сервисами, обеспечивая актуальность расписания </w:t>
-      </w:r>
-      <w:proofErr w:type="spellStart"/>
-      <w:r>
-        <w:t>across</w:t>
-      </w:r>
-      <w:proofErr w:type="spellEnd"/>
-      <w:r>
-        <w:t xml:space="preserve"> всех используемых платформ. Система также умеет разрешать конфликты синхронизации и сохранять историю изменений для последующего анализа.</w:t>
+        <w:t>Импорт данных из внешних сервисов</w:t>
+      </w:r>
+    </w:p>
+    <w:p>
+      <w:r>
+        <w:t>Система позволяет централизованно собирать информацию из сервисов, которые вы уже используете. Вы можете настроить импорт событий из календарей и заметок из мессенджеров.</w:t>
+      </w:r>
+    </w:p>
+    <w:p>
+      <w:r>
+        <w:t>Импорт событий из календарей:</w:t>
+      </w:r>
+    </w:p>
+    <w:p>
+      <w:r>
+        <w:t>Для объединения расписания вы можете подключить свои внешние календари (Google Calendar, Яндекс.Календарь) через стандартный протокол OAuth 2.0 в разделе настроек «Внешние сервисы». После настройки система будет периодически загружать события из выбранных вами внешних календарей и отображать их в собственном календарном модуле. Это позволяет видеть все встречи и мероприятия в едином интерфейсе. Обратите внимание: события, созданные или измененные в системе, не передаются обратно во внешние календари.</w:t>
+      </w:r>
+    </w:p>
+    <w:p>
+      <w:r>
+        <w:t>Импорт заметок из мессенджеров:</w:t>
+      </w:r>
+    </w:p>
+    <w:p>
+      <w:r>
+        <w:t>Для удобного хранения важных текстов из переписок вы можете подключить свои аккаунты мессенджеров (Telegram, VK). После авторизации и предоставления разрешения на чтение «Сохраненных сообщений» или выбранных диалогов, система сможет импортировать текст из них в модуль «Заметки». Импортированный текст создается как новая заметка, которую можно далее редактировать, категоризировать тегами или добавлять в папки. Данные из системы в мессенджеры не отправляются</w:t>
+      </w:r>
+      <w:r>
+        <w:t>.</w:t>
       </w:r>
     </w:p>
     <w:p>
@@ -2734,31 +2614,7 @@
     </w:p>
     <w:p>
       <w:r>
-        <w:t xml:space="preserve">В случае случайного удаления или повреждения данных пользователь может восстановить информацию из корзины системы, где данные хранятся в течение 30 дней после удаления. Если данные были удалены из корзины, следует обратиться в техническую поддержку для восстановления из автоматических </w:t>
-      </w:r>
-      <w:proofErr w:type="spellStart"/>
-      <w:r>
-        <w:t>бэкапов</w:t>
-      </w:r>
-      <w:proofErr w:type="spellEnd"/>
-      <w:r>
-        <w:t xml:space="preserve">, которые создаются ежедневно. Важно отметить, что восстановление данных из </w:t>
-      </w:r>
-      <w:proofErr w:type="spellStart"/>
-      <w:r>
-        <w:t>бэкапов</w:t>
-      </w:r>
-      <w:proofErr w:type="spellEnd"/>
-      <w:r>
-        <w:t xml:space="preserve"> может занять до 24 часов и приведет к потере изменений, сделанных после создания последнего </w:t>
-      </w:r>
-      <w:proofErr w:type="spellStart"/>
-      <w:r>
-        <w:t>бэкапа</w:t>
-      </w:r>
-      <w:proofErr w:type="spellEnd"/>
-      <w:r>
-        <w:t>.</w:t>
+        <w:t>В случае случайного удаления или повреждения данных пользователь может восстановить информацию из корзины системы, где данные хранятся в течение 30 дней после удаления. Если данные были удалены из корзины, следует обратиться в техническую поддержку для восстановления из автоматических бэкапов, которые создаются ежедневно. Важно отметить, что восстановление данных из бэкапов может занять до 24 часов и приведет к потере изменений, сделанных после создания последнего бэкапа.</w:t>
       </w:r>
     </w:p>
     <w:p>
@@ -2841,12 +2697,9 @@
         <w:t>при необходимости обратиться к разработчику системы для получения дополнительных консультаций и проведения обучения работе с программным продуктом.</w:t>
       </w:r>
     </w:p>
-    <w:p>
-      <w:bookmarkStart w:id="12" w:name="_GoBack"/>
-      <w:bookmarkEnd w:id="12"/>
-    </w:p>
+    <w:p/>
     <w:sectPr>
-      <w:headerReference w:type="default" r:id="rId5"/>
+      <w:headerReference w:type="default" r:id="rId7"/>
       <w:pgSz w:w="11906" w:h="16838"/>
       <w:pgMar w:top="1134" w:right="567" w:bottom="1134" w:left="1134" w:header="708" w:footer="708" w:gutter="0"/>
       <w:pgNumType w:start="1"/>
@@ -2857,8 +2710,58 @@
 </w:document>
 </file>
 
+<file path=word/endnotes.xml><?xml version="1.0" encoding="utf-8"?>
+<w:endnotes xmlns:wpc="http://schemas.microsoft.com/office/word/2010/wordprocessingCanvas" xmlns:cx="http://schemas.microsoft.com/office/drawing/2014/chartex" xmlns:cx1="http://schemas.microsoft.com/office/drawing/2015/9/8/chartex" xmlns:cx2="http://schemas.microsoft.com/office/drawing/2015/10/21/chartex" xmlns:cx3="http://schemas.microsoft.com/office/drawing/2016/5/9/chartex" xmlns:cx4="http://schemas.microsoft.com/office/drawing/2016/5/10/chartex" xmlns:cx5="http://schemas.microsoft.com/office/drawing/2016/5/11/chartex" xmlns:cx6="http://schemas.microsoft.com/office/drawing/2016/5/12/chartex" xmlns:cx7="http://schemas.microsoft.com/office/drawing/2016/5/13/chartex" xmlns:cx8="http://schemas.microsoft.com/office/drawing/2016/5/14/chartex" xmlns:mc="http://schemas.openxmlformats.org/markup-compatibility/2006" xmlns:aink="http://schemas.microsoft.com/office/drawing/2016/ink" xmlns:am3d="http://schemas.microsoft.com/office/drawing/2017/model3d" xmlns:o="urn:schemas-microsoft-com:office:office" xmlns:oel="http://schemas.microsoft.com/office/2019/extlst" xmlns:r="http://schemas.openxmlformats.org/officeDocument/2006/relationships" xmlns:m="http://schemas.openxmlformats.org/officeDocument/2006/math" xmlns:v="urn:schemas-microsoft-com:vml" xmlns:wp14="http://schemas.microsoft.com/office/word/2010/wordprocessingDrawing" xmlns:wp="http://schemas.openxmlformats.org/drawingml/2006/wordprocessingDrawing" xmlns:w10="urn:schemas-microsoft-com:office:word" xmlns:w="http://schemas.openxmlformats.org/wordprocessingml/2006/main" xmlns:w14="http://schemas.microsoft.com/office/word/2010/wordml" xmlns:w15="http://schemas.microsoft.com/office/word/2012/wordml" xmlns:w16cex="http://schemas.microsoft.com/office/word/2018/wordml/cex" xmlns:w16cid="http://schemas.microsoft.com/office/word/2016/wordml/cid" xmlns:w16="http://schemas.microsoft.com/office/word/2018/wordml" xmlns:w16du="http://schemas.microsoft.com/office/word/2023/wordml/word16du" xmlns:w16sdtdh="http://schemas.microsoft.com/office/word/2020/wordml/sdtdatahash" xmlns:w16sdtfl="http://schemas.microsoft.com/office/word/2024/wordml/sdtformatlock" xmlns:w16se="http://schemas.microsoft.com/office/word/2015/wordml/symex" xmlns:wpg="http://schemas.microsoft.com/office/word/2010/wordprocessingGroup" xmlns:wpi="http://schemas.microsoft.com/office/word/2010/wordprocessingInk" xmlns:wne="http://schemas.microsoft.com/office/word/2006/wordml" xmlns:wps="http://schemas.microsoft.com/office/word/2010/wordprocessingShape" mc:Ignorable="w14 w15 w16se w16cid w16 w16cex w16sdtdh w16sdtfl w16du wp14">
+  <w:endnote w:type="separator" w:id="-1">
+    <w:p>
+      <w:pPr>
+        <w:spacing w:before="0" w:line="240" w:lineRule="auto"/>
+      </w:pPr>
+      <w:r>
+        <w:separator/>
+      </w:r>
+    </w:p>
+  </w:endnote>
+  <w:endnote w:type="continuationSeparator" w:id="0">
+    <w:p>
+      <w:pPr>
+        <w:spacing w:before="0" w:line="240" w:lineRule="auto"/>
+      </w:pPr>
+      <w:r>
+        <w:continuationSeparator/>
+      </w:r>
+    </w:p>
+  </w:endnote>
+</w:endnotes>
+</file>
+
+<file path=word/footnotes.xml><?xml version="1.0" encoding="utf-8"?>
+<w:footnotes xmlns:wpc="http://schemas.microsoft.com/office/word/2010/wordprocessingCanvas" xmlns:cx="http://schemas.microsoft.com/office/drawing/2014/chartex" xmlns:cx1="http://schemas.microsoft.com/office/drawing/2015/9/8/chartex" xmlns:cx2="http://schemas.microsoft.com/office/drawing/2015/10/21/chartex" xmlns:cx3="http://schemas.microsoft.com/office/drawing/2016/5/9/chartex" xmlns:cx4="http://schemas.microsoft.com/office/drawing/2016/5/10/chartex" xmlns:cx5="http://schemas.microsoft.com/office/drawing/2016/5/11/chartex" xmlns:cx6="http://schemas.microsoft.com/office/drawing/2016/5/12/chartex" xmlns:cx7="http://schemas.microsoft.com/office/drawing/2016/5/13/chartex" xmlns:cx8="http://schemas.microsoft.com/office/drawing/2016/5/14/chartex" xmlns:mc="http://schemas.openxmlformats.org/markup-compatibility/2006" xmlns:aink="http://schemas.microsoft.com/office/drawing/2016/ink" xmlns:am3d="http://schemas.microsoft.com/office/drawing/2017/model3d" xmlns:o="urn:schemas-microsoft-com:office:office" xmlns:oel="http://schemas.microsoft.com/office/2019/extlst" xmlns:r="http://schemas.openxmlformats.org/officeDocument/2006/relationships" xmlns:m="http://schemas.openxmlformats.org/officeDocument/2006/math" xmlns:v="urn:schemas-microsoft-com:vml" xmlns:wp14="http://schemas.microsoft.com/office/word/2010/wordprocessingDrawing" xmlns:wp="http://schemas.openxmlformats.org/drawingml/2006/wordprocessingDrawing" xmlns:w10="urn:schemas-microsoft-com:office:word" xmlns:w="http://schemas.openxmlformats.org/wordprocessingml/2006/main" xmlns:w14="http://schemas.microsoft.com/office/word/2010/wordml" xmlns:w15="http://schemas.microsoft.com/office/word/2012/wordml" xmlns:w16cex="http://schemas.microsoft.com/office/word/2018/wordml/cex" xmlns:w16cid="http://schemas.microsoft.com/office/word/2016/wordml/cid" xmlns:w16="http://schemas.microsoft.com/office/word/2018/wordml" xmlns:w16du="http://schemas.microsoft.com/office/word/2023/wordml/word16du" xmlns:w16sdtdh="http://schemas.microsoft.com/office/word/2020/wordml/sdtdatahash" xmlns:w16sdtfl="http://schemas.microsoft.com/office/word/2024/wordml/sdtformatlock" xmlns:w16se="http://schemas.microsoft.com/office/word/2015/wordml/symex" xmlns:wpg="http://schemas.microsoft.com/office/word/2010/wordprocessingGroup" xmlns:wpi="http://schemas.microsoft.com/office/word/2010/wordprocessingInk" xmlns:wne="http://schemas.microsoft.com/office/word/2006/wordml" xmlns:wps="http://schemas.microsoft.com/office/word/2010/wordprocessingShape" mc:Ignorable="w14 w15 w16se w16cid w16 w16cex w16sdtdh w16sdtfl w16du wp14">
+  <w:footnote w:type="separator" w:id="-1">
+    <w:p>
+      <w:pPr>
+        <w:spacing w:before="0" w:line="240" w:lineRule="auto"/>
+      </w:pPr>
+      <w:r>
+        <w:separator/>
+      </w:r>
+    </w:p>
+  </w:footnote>
+  <w:footnote w:type="continuationSeparator" w:id="0">
+    <w:p>
+      <w:pPr>
+        <w:spacing w:before="0" w:line="240" w:lineRule="auto"/>
+      </w:pPr>
+      <w:r>
+        <w:continuationSeparator/>
+      </w:r>
+    </w:p>
+  </w:footnote>
+</w:footnotes>
+</file>
+
 <file path=word/header1.xml><?xml version="1.0" encoding="utf-8"?>
-<w:hdr xmlns:wpc="http://schemas.microsoft.com/office/word/2010/wordprocessingCanvas" xmlns:cx="http://schemas.microsoft.com/office/drawing/2014/chartex" xmlns:mc="http://schemas.openxmlformats.org/markup-compatibility/2006" xmlns:o="urn:schemas-microsoft-com:office:office" xmlns:r="http://schemas.openxmlformats.org/officeDocument/2006/relationships" xmlns:m="http://schemas.openxmlformats.org/officeDocument/2006/math" xmlns:v="urn:schemas-microsoft-com:vml" xmlns:wp14="http://schemas.microsoft.com/office/word/2010/wordprocessingDrawing" xmlns:wp="http://schemas.openxmlformats.org/drawingml/2006/wordprocessingDrawing" xmlns:w10="urn:schemas-microsoft-com:office:word" xmlns:w="http://schemas.openxmlformats.org/wordprocessingml/2006/main" xmlns:w14="http://schemas.microsoft.com/office/word/2010/wordml" xmlns:w15="http://schemas.microsoft.com/office/word/2012/wordml" xmlns:w16se="http://schemas.microsoft.com/office/word/2015/wordml/symex" xmlns:wpg="http://schemas.microsoft.com/office/word/2010/wordprocessingGroup" xmlns:wpi="http://schemas.microsoft.com/office/word/2010/wordprocessingInk" xmlns:wne="http://schemas.microsoft.com/office/word/2006/wordml" xmlns:wps="http://schemas.microsoft.com/office/word/2010/wordprocessingShape" mc:Ignorable="w14 w15 w16se wp14">
+<w:hdr xmlns:wpc="http://schemas.microsoft.com/office/word/2010/wordprocessingCanvas" xmlns:cx="http://schemas.microsoft.com/office/drawing/2014/chartex" xmlns:cx1="http://schemas.microsoft.com/office/drawing/2015/9/8/chartex" xmlns:cx2="http://schemas.microsoft.com/office/drawing/2015/10/21/chartex" xmlns:cx3="http://schemas.microsoft.com/office/drawing/2016/5/9/chartex" xmlns:cx4="http://schemas.microsoft.com/office/drawing/2016/5/10/chartex" xmlns:cx5="http://schemas.microsoft.com/office/drawing/2016/5/11/chartex" xmlns:cx6="http://schemas.microsoft.com/office/drawing/2016/5/12/chartex" xmlns:cx7="http://schemas.microsoft.com/office/drawing/2016/5/13/chartex" xmlns:cx8="http://schemas.microsoft.com/office/drawing/2016/5/14/chartex" xmlns:mc="http://schemas.openxmlformats.org/markup-compatibility/2006" xmlns:aink="http://schemas.microsoft.com/office/drawing/2016/ink" xmlns:am3d="http://schemas.microsoft.com/office/drawing/2017/model3d" xmlns:o="urn:schemas-microsoft-com:office:office" xmlns:oel="http://schemas.microsoft.com/office/2019/extlst" xmlns:r="http://schemas.openxmlformats.org/officeDocument/2006/relationships" xmlns:m="http://schemas.openxmlformats.org/officeDocument/2006/math" xmlns:v="urn:schemas-microsoft-com:vml" xmlns:wp14="http://schemas.microsoft.com/office/word/2010/wordprocessingDrawing" xmlns:wp="http://schemas.openxmlformats.org/drawingml/2006/wordprocessingDrawing" xmlns:w10="urn:schemas-microsoft-com:office:word" xmlns:w="http://schemas.openxmlformats.org/wordprocessingml/2006/main" xmlns:w14="http://schemas.microsoft.com/office/word/2010/wordml" xmlns:w15="http://schemas.microsoft.com/office/word/2012/wordml" xmlns:w16cex="http://schemas.microsoft.com/office/word/2018/wordml/cex" xmlns:w16cid="http://schemas.microsoft.com/office/word/2016/wordml/cid" xmlns:w16="http://schemas.microsoft.com/office/word/2018/wordml" xmlns:w16du="http://schemas.microsoft.com/office/word/2023/wordml/word16du" xmlns:w16sdtdh="http://schemas.microsoft.com/office/word/2020/wordml/sdtdatahash" xmlns:w16sdtfl="http://schemas.microsoft.com/office/word/2024/wordml/sdtformatlock" xmlns:w16se="http://schemas.microsoft.com/office/word/2015/wordml/symex" xmlns:wpg="http://schemas.microsoft.com/office/word/2010/wordprocessingGroup" xmlns:wpi="http://schemas.microsoft.com/office/word/2010/wordprocessingInk" xmlns:wne="http://schemas.microsoft.com/office/word/2006/wordml" xmlns:wps="http://schemas.microsoft.com/office/word/2010/wordprocessingShape" mc:Ignorable="w14 w15 w16se w16cid w16 w16cex w16sdtdh w16sdtfl w16du wp14">
   <w:p>
     <w:pPr>
       <w:pStyle w:val="a6"/>
@@ -2912,7 +2815,7 @@
 </file>
 
 <file path=word/numbering.xml><?xml version="1.0" encoding="utf-8"?>
-<w:numbering xmlns:wpc="http://schemas.microsoft.com/office/word/2010/wordprocessingCanvas" xmlns:cx="http://schemas.microsoft.com/office/drawing/2014/chartex" xmlns:mc="http://schemas.openxmlformats.org/markup-compatibility/2006" xmlns:o="urn:schemas-microsoft-com:office:office" xmlns:r="http://schemas.openxmlformats.org/officeDocument/2006/relationships" xmlns:m="http://schemas.openxmlformats.org/officeDocument/2006/math" xmlns:v="urn:schemas-microsoft-com:vml" xmlns:wp14="http://schemas.microsoft.com/office/word/2010/wordprocessingDrawing" xmlns:wp="http://schemas.openxmlformats.org/drawingml/2006/wordprocessingDrawing" xmlns:w10="urn:schemas-microsoft-com:office:word" xmlns:w="http://schemas.openxmlformats.org/wordprocessingml/2006/main" xmlns:w14="http://schemas.microsoft.com/office/word/2010/wordml" xmlns:w15="http://schemas.microsoft.com/office/word/2012/wordml" xmlns:w16se="http://schemas.microsoft.com/office/word/2015/wordml/symex" xmlns:wpg="http://schemas.microsoft.com/office/word/2010/wordprocessingGroup" xmlns:wpi="http://schemas.microsoft.com/office/word/2010/wordprocessingInk" xmlns:wne="http://schemas.microsoft.com/office/word/2006/wordml" xmlns:wps="http://schemas.microsoft.com/office/word/2010/wordprocessingShape" mc:Ignorable="w14 w15 w16se wp14">
+<w:numbering xmlns:wpc="http://schemas.microsoft.com/office/word/2010/wordprocessingCanvas" xmlns:cx="http://schemas.microsoft.com/office/drawing/2014/chartex" xmlns:cx1="http://schemas.microsoft.com/office/drawing/2015/9/8/chartex" xmlns:cx2="http://schemas.microsoft.com/office/drawing/2015/10/21/chartex" xmlns:cx3="http://schemas.microsoft.com/office/drawing/2016/5/9/chartex" xmlns:cx4="http://schemas.microsoft.com/office/drawing/2016/5/10/chartex" xmlns:cx5="http://schemas.microsoft.com/office/drawing/2016/5/11/chartex" xmlns:cx6="http://schemas.microsoft.com/office/drawing/2016/5/12/chartex" xmlns:cx7="http://schemas.microsoft.com/office/drawing/2016/5/13/chartex" xmlns:cx8="http://schemas.microsoft.com/office/drawing/2016/5/14/chartex" xmlns:mc="http://schemas.openxmlformats.org/markup-compatibility/2006" xmlns:aink="http://schemas.microsoft.com/office/drawing/2016/ink" xmlns:am3d="http://schemas.microsoft.com/office/drawing/2017/model3d" xmlns:o="urn:schemas-microsoft-com:office:office" xmlns:oel="http://schemas.microsoft.com/office/2019/extlst" xmlns:r="http://schemas.openxmlformats.org/officeDocument/2006/relationships" xmlns:m="http://schemas.openxmlformats.org/officeDocument/2006/math" xmlns:v="urn:schemas-microsoft-com:vml" xmlns:wp14="http://schemas.microsoft.com/office/word/2010/wordprocessingDrawing" xmlns:wp="http://schemas.openxmlformats.org/drawingml/2006/wordprocessingDrawing" xmlns:w10="urn:schemas-microsoft-com:office:word" xmlns:w="http://schemas.openxmlformats.org/wordprocessingml/2006/main" xmlns:w14="http://schemas.microsoft.com/office/word/2010/wordml" xmlns:w15="http://schemas.microsoft.com/office/word/2012/wordml" xmlns:w16cex="http://schemas.microsoft.com/office/word/2018/wordml/cex" xmlns:w16cid="http://schemas.microsoft.com/office/word/2016/wordml/cid" xmlns:w16="http://schemas.microsoft.com/office/word/2018/wordml" xmlns:w16du="http://schemas.microsoft.com/office/word/2023/wordml/word16du" xmlns:w16sdtdh="http://schemas.microsoft.com/office/word/2020/wordml/sdtdatahash" xmlns:w16sdtfl="http://schemas.microsoft.com/office/word/2024/wordml/sdtformatlock" xmlns:w16se="http://schemas.microsoft.com/office/word/2015/wordml/symex" xmlns:wpg="http://schemas.microsoft.com/office/word/2010/wordprocessingGroup" xmlns:wpi="http://schemas.microsoft.com/office/word/2010/wordprocessingInk" xmlns:wne="http://schemas.microsoft.com/office/word/2006/wordml" xmlns:wps="http://schemas.microsoft.com/office/word/2010/wordprocessingShape" mc:Ignorable="w14 w15 w16se w16cid w16 w16cex w16sdtdh w16sdtfl w16du wp14">
   <w:abstractNum w:abstractNumId="0" w15:restartNumberingAfterBreak="0">
     <w:nsid w:val="1AD47E7A"/>
     <w:multiLevelType w:val="multilevel"/>
@@ -3171,17 +3074,17 @@
       </w:rPr>
     </w:lvl>
   </w:abstractNum>
-  <w:num w:numId="1">
+  <w:num w:numId="1" w16cid:durableId="550844592">
     <w:abstractNumId w:val="1"/>
   </w:num>
-  <w:num w:numId="2">
+  <w:num w:numId="2" w16cid:durableId="1104034049">
     <w:abstractNumId w:val="0"/>
   </w:num>
 </w:numbering>
 </file>
 
 <file path=word/styles.xml><?xml version="1.0" encoding="utf-8"?>
-<w:styles xmlns:mc="http://schemas.openxmlformats.org/markup-compatibility/2006" xmlns:r="http://schemas.openxmlformats.org/officeDocument/2006/relationships" xmlns:w="http://schemas.openxmlformats.org/wordprocessingml/2006/main" xmlns:w14="http://schemas.microsoft.com/office/word/2010/wordml" xmlns:w15="http://schemas.microsoft.com/office/word/2012/wordml" xmlns:w16se="http://schemas.microsoft.com/office/word/2015/wordml/symex" mc:Ignorable="w14 w15 w16se">
+<w:styles xmlns:mc="http://schemas.openxmlformats.org/markup-compatibility/2006" xmlns:r="http://schemas.openxmlformats.org/officeDocument/2006/relationships" xmlns:w="http://schemas.openxmlformats.org/wordprocessingml/2006/main" xmlns:w14="http://schemas.microsoft.com/office/word/2010/wordml" xmlns:w15="http://schemas.microsoft.com/office/word/2012/wordml" xmlns:w16cex="http://schemas.microsoft.com/office/word/2018/wordml/cex" xmlns:w16cid="http://schemas.microsoft.com/office/word/2016/wordml/cid" xmlns:w16="http://schemas.microsoft.com/office/word/2018/wordml" xmlns:w16du="http://schemas.microsoft.com/office/word/2023/wordml/word16du" xmlns:w16sdtdh="http://schemas.microsoft.com/office/word/2020/wordml/sdtdatahash" xmlns:w16sdtfl="http://schemas.microsoft.com/office/word/2024/wordml/sdtformatlock" xmlns:w16se="http://schemas.microsoft.com/office/word/2015/wordml/symex" mc:Ignorable="w14 w15 w16se w16cid w16 w16cex w16sdtdh w16sdtfl w16du">
   <w:docDefaults>
     <w:rPrDefault>
       <w:rPr>
@@ -3197,7 +3100,7 @@
       </w:pPr>
     </w:pPrDefault>
   </w:docDefaults>
-  <w:latentStyles w:defLockedState="0" w:defUIPriority="99" w:defSemiHidden="0" w:defUnhideWhenUsed="0" w:defQFormat="0" w:count="371">
+  <w:latentStyles w:defLockedState="0" w:defUIPriority="99" w:defSemiHidden="0" w:defUnhideWhenUsed="0" w:defQFormat="0" w:count="376">
     <w:lsdException w:name="Normal" w:uiPriority="0" w:qFormat="1"/>
     <w:lsdException w:name="heading 1" w:uiPriority="9" w:qFormat="1"/>
     <w:lsdException w:name="heading 2" w:semiHidden="1" w:uiPriority="9" w:unhideWhenUsed="1" w:qFormat="1"/>
@@ -3569,6 +3472,11 @@
     <w:lsdException w:name="List Table 5 Dark Accent 6" w:uiPriority="50"/>
     <w:lsdException w:name="List Table 6 Colorful Accent 6" w:uiPriority="51"/>
     <w:lsdException w:name="List Table 7 Colorful Accent 6" w:uiPriority="52"/>
+    <w:lsdException w:name="Mention" w:semiHidden="1" w:unhideWhenUsed="1"/>
+    <w:lsdException w:name="Smart Hyperlink" w:semiHidden="1" w:unhideWhenUsed="1"/>
+    <w:lsdException w:name="Hashtag" w:semiHidden="1" w:unhideWhenUsed="1"/>
+    <w:lsdException w:name="Unresolved Mention" w:semiHidden="1" w:unhideWhenUsed="1"/>
+    <w:lsdException w:name="Smart Link" w:semiHidden="1" w:unhideWhenUsed="1"/>
   </w:latentStyles>
   <w:style w:type="paragraph" w:default="1" w:styleId="a0">
     <w:name w:val="Normal"/>
@@ -3859,7 +3767,6 @@
   <w:style w:type="character" w:default="1" w:styleId="a1">
     <w:name w:val="Default Paragraph Font"/>
     <w:uiPriority w:val="1"/>
-    <w:semiHidden/>
     <w:unhideWhenUsed/>
   </w:style>
   <w:style w:type="table" w:default="1" w:styleId="a2">
@@ -3918,6 +3825,7 @@
   </w:style>
   <w:style w:type="character" w:customStyle="1" w:styleId="30">
     <w:name w:val="Заголовок 3 Знак"/>
+    <w:aliases w:val="vgu_Header3 Знак"/>
     <w:basedOn w:val="a1"/>
     <w:link w:val="3"/>
     <w:uiPriority w:val="9"/>
@@ -3932,6 +3840,7 @@
   </w:style>
   <w:style w:type="character" w:customStyle="1" w:styleId="40">
     <w:name w:val="Заголовок 4 Знак"/>
+    <w:aliases w:val="vgu_Header4 Знак"/>
     <w:basedOn w:val="a1"/>
     <w:link w:val="4"/>
     <w:uiPriority w:val="9"/>
@@ -3947,6 +3856,7 @@
   </w:style>
   <w:style w:type="character" w:customStyle="1" w:styleId="50">
     <w:name w:val="Заголовок 5 Знак"/>
+    <w:aliases w:val="vgu_Header5 Знак"/>
     <w:basedOn w:val="a1"/>
     <w:link w:val="5"/>
     <w:uiPriority w:val="9"/>
@@ -3960,6 +3870,7 @@
   </w:style>
   <w:style w:type="character" w:customStyle="1" w:styleId="60">
     <w:name w:val="Заголовок 6 Знак"/>
+    <w:aliases w:val="vgu_Header6 Знак"/>
     <w:basedOn w:val="a1"/>
     <w:link w:val="6"/>
     <w:uiPriority w:val="9"/>
@@ -3973,6 +3884,7 @@
   </w:style>
   <w:style w:type="character" w:customStyle="1" w:styleId="70">
     <w:name w:val="Заголовок 7 Знак"/>
+    <w:aliases w:val="vgu_Header7 Знак"/>
     <w:basedOn w:val="a1"/>
     <w:link w:val="7"/>
     <w:uiPriority w:val="9"/>
@@ -3986,6 +3898,7 @@
   </w:style>
   <w:style w:type="character" w:customStyle="1" w:styleId="80">
     <w:name w:val="Заголовок 8 Знак"/>
+    <w:aliases w:val="vgu_Header8 Знак"/>
     <w:basedOn w:val="a1"/>
     <w:link w:val="8"/>
     <w:uiPriority w:val="9"/>
@@ -3999,6 +3912,7 @@
   </w:style>
   <w:style w:type="character" w:customStyle="1" w:styleId="90">
     <w:name w:val="Заголовок 9 Знак"/>
+    <w:aliases w:val="vgu_Header9 Знак"/>
     <w:basedOn w:val="a1"/>
     <w:link w:val="9"/>
     <w:uiPriority w:val="9"/>
